--- a/jbi_submission/JBI_Manuscript.docx
+++ b/jbi_submission/JBI_Manuscript.docx
@@ -2824,7 +2824,7 @@
     </w:p>
     <w:p>
       <w:r>
-        <w:t>All source cohorts are public GEO series: GSE70362, GSE23130, GSE186542, GSE167199, GSE146904 and GSE207176. MSigDB 2024.1 files were used for the module audit. The derived effect tables, audit results, figures and manuscript are generated by the code in this project. Machine-readable metadata and executable workflow descriptions would make the analysis easier to reuse and audit [28]. The FAIR principles provide the underlying standard for findable, accessible, interoperable and reusable data and metadata [21].</w:t>
+        <w:t>All source cohorts are public GEO series: GSE70362, GSE23130, GSE186542, GSE167199, GSE146904 and GSE207176. MSigDB 2024.1 files were used for the module audit. The derived effect tables, audit results, figures and manuscript are generated by the code in this project, which is available at https://github.com/wdsve/ivd-repro-audit and archived at https://doi.org/10.5281/zenodo.23133983. Machine-readable metadata and executable workflow descriptions would make the analysis easier to reuse and audit [28]. The FAIR principles provide the underlying standard for findable, accessible, interoperable and reusable data and metadata [21].</w:t>
       </w:r>
     </w:p>
     <w:p>
